--- a/assets/CV_new.docx
+++ b/assets/CV_new.docx
@@ -834,7 +834,15 @@
           <w:szCs w:val="20"/>
         </w:rPr>
         <w:tab/>
-        <w:t xml:space="preserve">           since 2023</w:t>
+        <w:t xml:space="preserve">           since 202</w:t>
+      </w:r>
+      <w:r>
+        <w:rPr>
+          <w:rFonts w:ascii="Roboto Light" w:hAnsi="Roboto Light"/>
+          <w:sz w:val="20"/>
+          <w:szCs w:val="20"/>
+        </w:rPr>
+        <w:t>2</w:t>
       </w:r>
     </w:p>
     <w:p>
@@ -1327,7 +1335,43 @@
           <w:sz w:val="16"/>
           <w:szCs w:val="16"/>
         </w:rPr>
-        <w:t>Developed information-theoretic estimator for deep neural networks, published at NeurIPS (3K+ downloads, featured by IoP).</w:t>
+        <w:t xml:space="preserve">Developed information-theoretic estimator for deep neural networks, published at </w:t>
+      </w:r>
+      <w:proofErr w:type="spellStart"/>
+      <w:r>
+        <w:rPr>
+          <w:rFonts w:ascii="Roboto Light" w:hAnsi="Roboto Light"/>
+          <w:sz w:val="16"/>
+          <w:szCs w:val="16"/>
+        </w:rPr>
+        <w:t>NeurIPS</w:t>
+      </w:r>
+      <w:proofErr w:type="spellEnd"/>
+      <w:r>
+        <w:rPr>
+          <w:rFonts w:ascii="Roboto Light" w:hAnsi="Roboto Light"/>
+          <w:sz w:val="16"/>
+          <w:szCs w:val="16"/>
+        </w:rPr>
+        <w:t xml:space="preserve"> (3K+ downloads, featured by </w:t>
+      </w:r>
+      <w:proofErr w:type="spellStart"/>
+      <w:r>
+        <w:rPr>
+          <w:rFonts w:ascii="Roboto Light" w:hAnsi="Roboto Light"/>
+          <w:sz w:val="16"/>
+          <w:szCs w:val="16"/>
+        </w:rPr>
+        <w:t>IoP</w:t>
+      </w:r>
+      <w:proofErr w:type="spellEnd"/>
+      <w:r>
+        <w:rPr>
+          <w:rFonts w:ascii="Roboto Light" w:hAnsi="Roboto Light"/>
+          <w:sz w:val="16"/>
+          <w:szCs w:val="16"/>
+        </w:rPr>
+        <w:t>).</w:t>
       </w:r>
       <w:r>
         <w:rPr>
@@ -1353,13 +1397,23 @@
         </w:rPr>
         <w:t xml:space="preserve">mplemented the estimator combining </w:t>
       </w:r>
-      <w:r>
-        <w:rPr>
-          <w:rFonts w:ascii="Roboto Light" w:hAnsi="Roboto Light"/>
-          <w:sz w:val="16"/>
-          <w:szCs w:val="16"/>
-        </w:rPr>
-        <w:t xml:space="preserve">sklearn </w:t>
+      <w:proofErr w:type="spellStart"/>
+      <w:r>
+        <w:rPr>
+          <w:rFonts w:ascii="Roboto Light" w:hAnsi="Roboto Light"/>
+          <w:sz w:val="16"/>
+          <w:szCs w:val="16"/>
+        </w:rPr>
+        <w:t>sklearn</w:t>
+      </w:r>
+      <w:proofErr w:type="spellEnd"/>
+      <w:r>
+        <w:rPr>
+          <w:rFonts w:ascii="Roboto Light" w:hAnsi="Roboto Light"/>
+          <w:sz w:val="16"/>
+          <w:szCs w:val="16"/>
+        </w:rPr>
+        <w:t xml:space="preserve"> </w:t>
       </w:r>
       <w:r>
         <w:rPr>
@@ -1866,7 +1920,25 @@
           <w:sz w:val="16"/>
           <w:szCs w:val="16"/>
         </w:rPr>
-        <w:t xml:space="preserve">in PyTorch </w:t>
+        <w:t xml:space="preserve">in </w:t>
+      </w:r>
+      <w:proofErr w:type="spellStart"/>
+      <w:r>
+        <w:rPr>
+          <w:rFonts w:ascii="Roboto Light" w:hAnsi="Roboto Light"/>
+          <w:sz w:val="16"/>
+          <w:szCs w:val="16"/>
+        </w:rPr>
+        <w:t>PyTorch</w:t>
+      </w:r>
+      <w:proofErr w:type="spellEnd"/>
+      <w:r>
+        <w:rPr>
+          <w:rFonts w:ascii="Roboto Light" w:hAnsi="Roboto Light"/>
+          <w:sz w:val="16"/>
+          <w:szCs w:val="16"/>
+        </w:rPr>
+        <w:t xml:space="preserve"> </w:t>
       </w:r>
       <w:r>
         <w:rPr>
@@ -3259,14 +3331,25 @@
         </w:rPr>
         <w:t xml:space="preserve">, </w:t>
       </w:r>
-      <w:r>
-        <w:rPr>
-          <w:rFonts w:ascii="Roboto Light" w:hAnsi="Roboto Light"/>
-          <w:sz w:val="20"/>
-          <w:szCs w:val="20"/>
-        </w:rPr>
-        <w:t xml:space="preserve">Keras (7+ years), </w:t>
-      </w:r>
+      <w:proofErr w:type="spellStart"/>
+      <w:r>
+        <w:rPr>
+          <w:rFonts w:ascii="Roboto Light" w:hAnsi="Roboto Light"/>
+          <w:sz w:val="20"/>
+          <w:szCs w:val="20"/>
+        </w:rPr>
+        <w:t>Keras</w:t>
+      </w:r>
+      <w:proofErr w:type="spellEnd"/>
+      <w:r>
+        <w:rPr>
+          <w:rFonts w:ascii="Roboto Light" w:hAnsi="Roboto Light"/>
+          <w:sz w:val="20"/>
+          <w:szCs w:val="20"/>
+        </w:rPr>
+        <w:t xml:space="preserve"> (7+ years), </w:t>
+      </w:r>
+      <w:proofErr w:type="spellStart"/>
       <w:r>
         <w:rPr>
           <w:rFonts w:ascii="Roboto Light" w:hAnsi="Roboto Light"/>
@@ -3275,6 +3358,7 @@
         </w:rPr>
         <w:t>PyTorch</w:t>
       </w:r>
+      <w:proofErr w:type="spellEnd"/>
       <w:r>
         <w:rPr>
           <w:rFonts w:ascii="Roboto Light" w:hAnsi="Roboto Light"/>
@@ -3511,7 +3595,25 @@
           <w:sz w:val="20"/>
           <w:szCs w:val="20"/>
         </w:rPr>
-        <w:t>, Google Colab, AWS,</w:t>
+        <w:t xml:space="preserve">, Google </w:t>
+      </w:r>
+      <w:proofErr w:type="spellStart"/>
+      <w:r>
+        <w:rPr>
+          <w:rFonts w:ascii="Roboto Light" w:hAnsi="Roboto Light"/>
+          <w:sz w:val="20"/>
+          <w:szCs w:val="20"/>
+        </w:rPr>
+        <w:t>Colab</w:t>
+      </w:r>
+      <w:proofErr w:type="spellEnd"/>
+      <w:r>
+        <w:rPr>
+          <w:rFonts w:ascii="Roboto Light" w:hAnsi="Roboto Light"/>
+          <w:sz w:val="20"/>
+          <w:szCs w:val="20"/>
+        </w:rPr>
+        <w:t>, AWS,</w:t>
       </w:r>
       <w:r>
         <w:rPr>
@@ -3521,6 +3623,7 @@
         </w:rPr>
         <w:t xml:space="preserve"> </w:t>
       </w:r>
+      <w:proofErr w:type="spellStart"/>
       <w:r>
         <w:rPr>
           <w:rFonts w:ascii="Roboto Light" w:hAnsi="Roboto Light"/>
@@ -3529,6 +3632,7 @@
         </w:rPr>
         <w:t>Slurm</w:t>
       </w:r>
+      <w:proofErr w:type="spellEnd"/>
       <w:r>
         <w:rPr>
           <w:rFonts w:ascii="Roboto Light" w:hAnsi="Roboto Light"/>
@@ -3812,6 +3916,7 @@
       <w:t xml:space="preserve"> </w:t>
     </w:r>
     <w:hyperlink r:id="rId2" w:history="1">
+      <w:proofErr w:type="spellStart"/>
       <w:r>
         <w:rPr>
           <w:rStyle w:val="Hyperlink"/>
@@ -3820,6 +3925,7 @@
         </w:rPr>
         <w:t>Website</w:t>
       </w:r>
+      <w:proofErr w:type="spellEnd"/>
     </w:hyperlink>
     <w:r>
       <w:rPr>
